--- a/430_コアデータモデル/docx/431_コアデータモデル解説書_個人.docx
+++ b/430_コアデータモデル/docx/431_コアデータモデル解説書_個人.docx
@@ -83,7 +83,7 @@
         <w:rPr>
           <w:rFonts w:hint="eastAsia"/>
         </w:rPr>
-        <w:t>3</w:t>
+        <w:t>10</w:t>
       </w:r>
       <w:r>
         <w:t>月</w:t>
@@ -92,7 +92,7 @@
         <w:rPr>
           <w:rFonts w:hint="eastAsia"/>
         </w:rPr>
-        <w:t>17</w:t>
+        <w:t>06</w:t>
       </w:r>
       <w:r>
         <w:rPr>
@@ -675,6 +675,15 @@
               </w:rPr>
               <w:t>個人番号、教員番号など</w:t>
             </w:r>
+            <w:r>
+              <w:rPr>
+                <w:rFonts w:hint="eastAsia"/>
+              </w:rPr>
+              <w:t>（①</w:t>
+            </w:r>
+            <w:r>
+              <w:t>ID、②コード情報型でID種別とIDを格納、のいずれかを原則とする）</w:t>
+            </w:r>
           </w:p>
         </w:tc>
       </w:tr>
@@ -1212,6 +1221,12 @@
               </w:rPr>
               <w:t>国籍名</w:t>
             </w:r>
+            <w:r>
+              <w:rPr>
+                <w:rFonts w:hint="eastAsia"/>
+              </w:rPr>
+              <w:t>（①国コード、②国名、③コード情報型で国コードと国名を格納、のいずれかを原則とする）</w:t>
+            </w:r>
           </w:p>
         </w:tc>
       </w:tr>
@@ -1262,6 +1277,12 @@
                 <w:rFonts w:hint="eastAsia"/>
               </w:rPr>
               <w:t>性別名</w:t>
+            </w:r>
+            <w:r>
+              <w:rPr>
+                <w:rFonts w:hint="eastAsia"/>
+              </w:rPr>
+              <w:t>（性別については、①性別コード、②性別、③コード情報型で性別コードと性別を格納、のいずれかを原則とする）</w:t>
             </w:r>
           </w:p>
         </w:tc>
@@ -1623,7 +1644,6 @@
               <w:rPr>
                 <w:rFonts w:hint="eastAsia"/>
               </w:rPr>
-              <w:lastRenderedPageBreak/>
               <w:t>ミドルネーム</w:t>
             </w:r>
           </w:p>
@@ -2617,7 +2637,14 @@
         <w:rPr>
           <w:rFonts w:hint="eastAsia"/>
         </w:rPr>
-        <w:t>役割関与情報型</w:t>
+        <w:t>役</w:t>
+      </w:r>
+      <w:r>
+        <w:rPr>
+          <w:rFonts w:hint="eastAsia"/>
+        </w:rPr>
+        <w:lastRenderedPageBreak/>
+        <w:t>割関与情報型</w:t>
       </w:r>
       <w:r>
         <w:rPr>
@@ -2646,7 +2673,6 @@
         <w:rPr>
           <w:rFonts w:hint="eastAsia"/>
         </w:rPr>
-        <w:lastRenderedPageBreak/>
         <w:t>個人や住所のデータモデルでは国の名称や国を表すコードを扱う項目が存在します。これらについては国際標準であるI</w:t>
       </w:r>
       <w:r>
@@ -4615,6 +4641,7 @@
         <w:rPr>
           <w:rFonts w:hint="eastAsia"/>
         </w:rPr>
+        <w:lastRenderedPageBreak/>
         <w:t>変更履歴</w:t>
       </w:r>
       <w:bookmarkEnd w:id="7"/>
@@ -4653,7 +4680,6 @@
                 <w:sz w:val="18"/>
                 <w:szCs w:val="18"/>
               </w:rPr>
-              <w:lastRenderedPageBreak/>
               <w:t>改定年月日</w:t>
             </w:r>
           </w:p>
@@ -4703,6 +4729,116 @@
                 <w:szCs w:val="18"/>
               </w:rPr>
               <w:t>改定内容</w:t>
+            </w:r>
+          </w:p>
+        </w:tc>
+      </w:tr>
+      <w:tr>
+        <w:tc>
+          <w:tcPr>
+            <w:tcW w:w="2045" w:type="dxa"/>
+          </w:tcPr>
+          <w:p>
+            <w:pPr>
+              <w:ind w:leftChars="0" w:left="0" w:firstLine="0"/>
+              <w:jc w:val="center"/>
+              <w:rPr>
+                <w:sz w:val="18"/>
+                <w:szCs w:val="18"/>
+              </w:rPr>
+            </w:pPr>
+            <w:r>
+              <w:rPr>
+                <w:rFonts w:hint="eastAsia"/>
+                <w:sz w:val="18"/>
+                <w:szCs w:val="18"/>
+              </w:rPr>
+              <w:t>2026年</w:t>
+            </w:r>
+            <w:r>
+              <w:rPr>
+                <w:rFonts w:hint="eastAsia"/>
+                <w:sz w:val="18"/>
+                <w:szCs w:val="18"/>
+              </w:rPr>
+              <w:t>10</w:t>
+            </w:r>
+            <w:r>
+              <w:rPr>
+                <w:rFonts w:hint="eastAsia"/>
+                <w:sz w:val="18"/>
+                <w:szCs w:val="18"/>
+              </w:rPr>
+              <w:t>月</w:t>
+            </w:r>
+            <w:r>
+              <w:rPr>
+                <w:rFonts w:hint="eastAsia"/>
+                <w:sz w:val="18"/>
+                <w:szCs w:val="18"/>
+              </w:rPr>
+              <w:t>06</w:t>
+            </w:r>
+            <w:r>
+              <w:rPr>
+                <w:rFonts w:hint="eastAsia"/>
+                <w:sz w:val="18"/>
+                <w:szCs w:val="18"/>
+              </w:rPr>
+              <w:t>日</w:t>
+            </w:r>
+          </w:p>
+        </w:tc>
+        <w:tc>
+          <w:tcPr>
+            <w:tcW w:w="2126" w:type="dxa"/>
+          </w:tcPr>
+          <w:p>
+            <w:pPr>
+              <w:ind w:leftChars="0" w:left="0" w:firstLine="0"/>
+              <w:rPr>
+                <w:sz w:val="18"/>
+                <w:szCs w:val="18"/>
+              </w:rPr>
+            </w:pPr>
+            <w:r>
+              <w:rPr>
+                <w:rFonts w:hint="eastAsia"/>
+                <w:sz w:val="18"/>
+                <w:szCs w:val="18"/>
+              </w:rPr>
+              <w:t>表1</w:t>
+            </w:r>
+          </w:p>
+        </w:tc>
+        <w:tc>
+          <w:tcPr>
+            <w:tcW w:w="4485" w:type="dxa"/>
+          </w:tcPr>
+          <w:p>
+            <w:pPr>
+              <w:ind w:leftChars="0" w:left="0" w:firstLine="0"/>
+              <w:rPr>
+                <w:rFonts w:asciiTheme="minorEastAsia" w:eastAsiaTheme="minorEastAsia" w:hAnsiTheme="minorEastAsia"/>
+                <w:sz w:val="18"/>
+                <w:szCs w:val="18"/>
+              </w:rPr>
+            </w:pPr>
+            <w:r>
+              <w:rPr>
+                <w:rFonts w:asciiTheme="minorEastAsia" w:eastAsiaTheme="minorEastAsia" w:hAnsiTheme="minorEastAsia" w:hint="eastAsia"/>
+                <w:sz w:val="18"/>
+                <w:szCs w:val="18"/>
+              </w:rPr>
+              <w:t>個人データモデルの</w:t>
+            </w:r>
+            <w:r>
+              <w:rPr>
+                <w:rFonts w:asciiTheme="minorEastAsia" w:eastAsiaTheme="minorEastAsia" w:hAnsiTheme="minorEastAsia"/>
+                <w:sz w:val="18"/>
+                <w:szCs w:val="18"/>
+              </w:rPr>
+              <w:t>ID群、国籍、性別の記載パターンを追加</w:t>
             </w:r>
           </w:p>
         </w:tc>
@@ -5132,6 +5268,7 @@
         <w:docPartUnique/>
       </w:docPartObj>
     </w:sdtPr>
+    <w:sdtEndPr/>
     <w:sdtContent>
       <w:p>
         <w:pPr>
